--- a/example_articles/race_ethnicity/Other/5.race_ethnicity_Other_Other_publisher.docx
+++ b/example_articles/race_ethnicity/Other/5.race_ethnicity_Other_Other_publisher.docx
@@ -32,12 +32,12 @@
     </w:p>
     <w:p>
       <w:r>
-        <w:t>Extracted race/ethnicity: Non-whites (general)</w:t>
+        <w:t>Raw race_ethnicity result: Non-whites (general)</w:t>
       </w:r>
     </w:p>
     <w:p>
       <w:r>
-        <w:t>Race/Ethnicity (Standardized): Other</w:t>
+        <w:t>race_ethnicity_stand_flat (Standardized): Other</w:t>
       </w:r>
     </w:p>
     <w:p>

--- a/example_articles/race_ethnicity/Other/5.race_ethnicity_Other_Other_publisher.docx
+++ b/example_articles/race_ethnicity/Other/5.race_ethnicity_Other_Other_publisher.docx
@@ -27,17 +27,17 @@
     </w:p>
     <w:p>
       <w:r>
-        <w:t>Source File: Other publishers/Files (500) (18).DOCX</w:t>
+        <w:t>Source file: Other publishers/Files (500) (18).DOCX</w:t>
       </w:r>
     </w:p>
     <w:p>
       <w:r>
-        <w:t>Raw race_ethnicity result: Non-whites (general)</w:t>
+        <w:t>Raw race ethnicity result, 'race_ethnicity': Non-whites (general)</w:t>
       </w:r>
     </w:p>
     <w:p>
       <w:r>
-        <w:t>race_ethnicity_stand_flat (Standardized): Other</w:t>
+        <w:t>Standardized race ethnicity result, 'race_ethnicity_stand_flat': Other</w:t>
       </w:r>
     </w:p>
     <w:p>

--- a/example_articles/race_ethnicity/Other/5.race_ethnicity_Other_Other_publisher.docx
+++ b/example_articles/race_ethnicity/Other/5.race_ethnicity_Other_Other_publisher.docx
@@ -7,7 +7,9 @@
         <w:pStyle w:val="Heading1"/>
       </w:pPr>
       <w:r>
-        <w:t>La. politics a world apart // Gap between rich and poor boosts populist candidates</w:t>
+        <w:t>Texas school earns its 'cool';</w:t>
+        <w:br/>
+        <w:t>District sees hope in fairer funding plan</w:t>
       </w:r>
     </w:p>
     <w:p>
@@ -17,22 +19,22 @@
     </w:p>
     <w:p>
       <w:r>
-        <w:t>Date: 1991-11-15</w:t>
+        <w:t>Date: 1990-08-28</w:t>
       </w:r>
     </w:p>
     <w:p>
       <w:r>
-        <w:t>Section: NEWS; Pg. 2A</w:t>
+        <w:t>Section: NEWS; Pg. 3A</w:t>
       </w:r>
     </w:p>
     <w:p>
       <w:r>
-        <w:t>Source file: Other publishers/Files (500) (18).DOCX</w:t>
+        <w:t>Source file: Other publishers/Files (500) (25).DOCX</w:t>
       </w:r>
     </w:p>
     <w:p>
       <w:r>
-        <w:t>Raw race ethnicity result, 'race_ethnicity': Non-whites (general)</w:t>
+        <w:t>Raw race ethnicity result, 'race_ethnicity': Hispanic</w:t>
       </w:r>
     </w:p>
     <w:p>
@@ -49,35 +51,61 @@
     </w:p>
     <w:p>
       <w:r>
-        <w:t>Louisiana tends to be different. Creole food. Cajun accents. And the wildest politics this side of Central America.</w:t>
+        <w:t>A red-and-white banner boasting ''This School is Cool'' over the entrance to Edgewood High will have new meaning to the 1,200 students arriving for the start of classes today.</w:t>
         <w:br/>
-        <w:t>''The rich alluvial soil of Louisiana, more than any other state, is fertile ground for political demagogues,'' notes The Almanac of American Politics, which describes Louisiana as ''America's Third World.''</w:t>
+        <w:t>Built in 1954, Edgewood is getting its first air conditioning, and just in time: Today's forecast is for a high near 98.</w:t>
         <w:br/>
-        <w:t>The wide gap between rich and poor - greater than almost anywhere else in the country - has nourished working-class populist candidates.</w:t>
+        <w:t>The 50 window air conditioners are the first spoils of Edgewood's long fight for equal educational funding.</w:t>
         <w:br/>
-        <w:t>In the rural poverty along the Mississippi River, David Duke finished first in last month's 12-way primary, with 42% of the vote in Concordia Parish. (Parish is the state's term for county).</w:t>
+        <w:t>''We undertook a battle that many people said we wouldn't win,'' says James Vasquez, 56, superintendent of Edgewood Independent School District. ''But we're stubborn people, proud people. A little backwater district like Edgewood has led the fight for better education in Texas.''</w:t>
         <w:br/>
-        <w:t>Concordia's jobless rate is 13.1% - tops in the state.</w:t>
+        <w:t>The district, with 25 schools and 15,000 pupils, most of them Hispanic, is getting $ 6 million more from the state this year after winning a landmark case to change school financing.</w:t>
         <w:br/>
-        <w:t>But until Duke's rise, Louisiana politics generally lacked many of the strident racist tones that are a part of Southern political history.</w:t>
+        <w:t>The state Supreme Court ruled unanimously last fall that the school funding system was unconstitutional and ordered the Legislature to fix it.</w:t>
         <w:br/>
-        <w:t>Huey Long, the legendary senator and governor who vowed to make ''Every Man a King,'' said in 1933: ''You can't help poor whites without helping Negroes.''</w:t>
+        <w:t>Edgewood and other school systems had sued, saying the state's 100 poorest districts had an average of $ 2,978 per pupil a year, compared with $ 7,233 in the 100 wealthiest.</w:t>
         <w:br/>
-        <w:t>Long wasn't willing to tackle the segregation of his day. But unlike many Southern politicans then, he didn't make blacks a target.</w:t>
+        <w:t>Such disparities have been found elsewhere. In June, New Jersey became the 12th state where courts overturned school financing systems. Nine more states have cases pending, and the 1990s may bring the battle to other spots.</w:t>
         <w:br/>
-        <w:t>His biographer, T. Harry Williams, wrote that ''by seeming to be a complete segregationist,'' Long ''reserved for himself a freedom of action on racial matters - he could do some things that broached the pattern of segregation, he could give the Negroes certain rights that he had believed they should have. The rights he would extend were economic ones. He felt a genuine sympathy for the material plight of the Negro.''</w:t>
+        <w:t>''Recent victories by plaintiffs in Montana, Texas, Kentucky and New Jersey have inspired poor school districts to attempt to seek similar decisions from their respective state courts,'' says Arthur Wise, author of a report called ''Rich Schools, Poor Schools.''</w:t>
         <w:br/>
-        <w:t>Other Louisiana governors have viewed politics as an extension of show biz.</w:t>
+        <w:t>Nowhere has the fight required more vigilance than in Texas, where old ways are pitted against a skyrocketing Hispanic population that is beginning to assert itself.</w:t>
         <w:br/>
-        <w:t>Jimmie Davis, a country singer who wrote You Are My Sunshine, was elected governor twice - in 1943 and 1961. He saw fit to address the Legislature in music, singing about bills he threatened to veto.</w:t>
+        <w:t>''It's like the death throes of a drowning man,'' says Vasquez. ''There's a lot of jerking and kicking as the old Texas fades into the sunset.''</w:t>
         <w:br/>
-        <w:t>And Earl Long, Huey's brother, who was committed to a mental institution during his third term as governor, once explained the secret of his political success: ''Don't write anything you can phone. Don't phone anything you can talk face-to-face. Don't talk anything you can smile. Don't smile anything you can wink. And don't wink anything you can nod.''</w:t>
+        <w:t>It took eight months and three special legislative sessions to work out a $ 528 million emergency funding plan.</w:t>
+        <w:br/>
+        <w:t>Gov. Bill Clements, who vetoed two funding bills, finally OK'd the plan after a judge said he would act like Robin Hood, taking from rich schools and giving to poor.</w:t>
+        <w:br/>
+        <w:t>The plan raises the state sales tax a quarter-cent to fund poor districts without taking from well-off schools. But it fails to equalize funding.</w:t>
+        <w:br/>
+        <w:t>Rich districts get more tax money from high property values and industry. Poor districts usually have higher tax rates.</w:t>
+        <w:br/>
+        <w:t>Edgewood, a working-class area with little industry, high unemployment and home values in the $ 20,000 range, must raise its property tax rate 21% to meet its part of the plan.</w:t>
+        <w:br/>
+        <w:t>Edgewood and 12 other districts are asking the court to order the Legislature to find a better system. A ruling is due by October.</w:t>
+        <w:br/>
+        <w:t>With the new money already won, Edgewood has hiked teacher pay 8%. The rest is going for computers for fifth graders, air conditioners at Edgewood High and Stafford Elementary, science lab ventilation systems and construction at several schools.</w:t>
+        <w:br/>
+        <w:t>But there are few foreign language classes at the three high schools, and and sports facilities are inadequate.</w:t>
+        <w:br/>
+        <w:t>Teachers say shortcomings are obvious to students when they go to other schools for academic and sports contests.</w:t>
+        <w:br/>
+        <w:t>''They ask, 'Why don't we have tennis courts, why don't we have a track, why don't we have a complete football field?' '' says Margaret Arevalo, who has taught math for 17 years in the district.</w:t>
+        <w:br/>
+        <w:t>Parents first sued in 1968, claiming the Texas public school funding system was unconstitutional. The U.S. Supreme Court ruled the U.S. Constitution doesn't address equal education.</w:t>
+        <w:br/>
+        <w:t>But the Texas Constitution guarantees an ''efficient system of education,'' and in 1984, Edgewood took it to state court.</w:t>
+        <w:br/>
+        <w:t>Says Demetrio Rodriguez, 64, whose name was on the initial federal suit: ''We're pioneers in bringing out the problems of school funding. But we're not through. … Education belongs to all the citizens of Texas, not just rich ones.''</w:t>
+        <w:br/>
+        <w:t>Contributing: Anne Carey.</w:t>
         <w:br/>
         <w:br/>
         <w:t>Notes</w:t>
         <w:br/>
         <w:br/>
-        <w:t>LOUISIANA ELECTION</w:t>
+        <w:t>Accompanying story; Heat is up, violence too, as schools open doors</w:t>
         <w:br/>
         <w:br/>
         <w:t>Graphic</w:t>
@@ -85,11 +113,11 @@
         <w:br/>
         <w:t xml:space="preserve"> </w:t>
         <w:br/>
-        <w:t>GRAPHIC; b/w, USA TODAY, Source: USA TODAY research by Cheri Privor; Bureau of the Census; State of Louisiana; Department of Commerce, Bureau of Labor Statistics (Bar graphs, Line graph, Map, La.); PHOTO; b/w, AP (1987 photo); PHOTO; b/w</w:t>
+        <w:t>b/w, Marty Baumann, USA TODAY (map, Texas); PHOTO; b/w, Bill Albrecht (James Vasquez)</w:t>
         <w:br/>
         <w:t xml:space="preserve"> </w:t>
         <w:br/>
-        <w:t>CUTLINE: DAVIS: As governor, he sang to the Legislature about bills he planned to veto. CUTLINE: HUEY LONG</w:t>
+        <w:t>CUTLINE: MORE TO GO AROUND: Edgewood school Superintendent James Vasquez stands at Hoelscher Elementary School, where new funding is being used for construction.</w:t>
       </w:r>
     </w:p>
     <w:sectPr>

--- a/example_articles/race_ethnicity/Other/5.race_ethnicity_Other_Other_publisher.docx
+++ b/example_articles/race_ethnicity/Other/5.race_ethnicity_Other_Other_publisher.docx
@@ -7,9 +7,7 @@
         <w:pStyle w:val="Heading1"/>
       </w:pPr>
       <w:r>
-        <w:t>Texas school earns its 'cool';</w:t>
-        <w:br/>
-        <w:t>District sees hope in fairer funding plan</w:t>
+        <w:t>Obama nudges mortgage relief program Eligibility widened in bid to make underutilized plan more popular</w:t>
       </w:r>
     </w:p>
     <w:p>
@@ -19,22 +17,22 @@
     </w:p>
     <w:p>
       <w:r>
-        <w:t>Date: 1990-08-28</w:t>
+        <w:t>Date: 2011-10-25</w:t>
       </w:r>
     </w:p>
     <w:p>
       <w:r>
-        <w:t>Section: NEWS; Pg. 3A</w:t>
+        <w:t>Section: NEWS; Pg. 2</w:t>
       </w:r>
     </w:p>
     <w:p>
       <w:r>
-        <w:t>Source file: Other publishers/Files (500) (25).DOCX</w:t>
+        <w:t>Source file: Other publishers/Files (500) (14).DOCX</w:t>
       </w:r>
     </w:p>
     <w:p>
       <w:r>
-        <w:t>Raw race ethnicity result, 'race_ethnicity': Hispanic</w:t>
+        <w:t>Raw race ethnicity result, 'race_ethnicity': Diverse (not specifically categorized)</w:t>
       </w:r>
     </w:p>
     <w:p>
@@ -51,61 +49,31 @@
     </w:p>
     <w:p>
       <w:r>
-        <w:t>A red-and-white banner boasting ''This School is Cool'' over the entrance to Edgewood High will have new meaning to the 1,200 students arriving for the start of classes today.</w:t>
+        <w:t>LAS VEGAS — President Barack Obama offered mortgage relief on Monday to hundreds of thousands of Americans, his latest attempt to ease the economic and political fallout of a housing crisis that has bedeviled him as he seeks a second term.</w:t>
         <w:br/>
-        <w:t>Built in 1954, Edgewood is getting its first air conditioning, and just in time: Today's forecast is for a high near 98.</w:t>
+        <w:t>"I'm here to say that we can't wait for an increasingly dysfunctional Congress to do its job," the president declared outside a family home in Las Vegas, the epicenter of foreclosures and joblessness. "Where they won't act, I will."</w:t>
         <w:br/>
-        <w:t>The 50 window air conditioners are the first spoils of Edgewood's long fight for equal educational funding.</w:t>
+        <w:t>Making a case for his policies and a new effort to circumvent roadblocks put up by Republican lawmakers, Obama also laid out a theme for his re-election, saying there's "no excuse for all the games and the gridlock that we've been seeing in Washington."</w:t>
         <w:br/>
-        <w:t>''We undertook a battle that many people said we wouldn't win,'' says James Vasquez, 56, superintendent of Edgewood Independent School District. ''But we're stubborn people, proud people. A little backwater district like Edgewood has led the fight for better education in Texas.''</w:t>
+        <w:t>"People out here don't have a lot of time or a lot of patience for some of that nonsense that's been going on in Washington," he said.</w:t>
         <w:br/>
-        <w:t>The district, with 25 schools and 15,000 pupils, most of them Hispanic, is getting $ 6 million more from the state this year after winning a landmark case to change school financing.</w:t>
+        <w:t>The new rules for federally guaranteed loans represent a recognition that measures the administration has taken so far on housing have not worked as well as expected.</w:t>
         <w:br/>
-        <w:t>The state Supreme Court ruled unanimously last fall that the school funding system was unconstitutional and ordered the Legislature to fix it.</w:t>
+        <w:t>His jobs bill struggling in Congress, Obama tried a new catchphrase — "We can't wait" — to highlight his administrative initiatives and to shift blame to congressional Republicans for lack of action to boost employment and stimulate an economic recovery.</w:t>
         <w:br/>
-        <w:t>Edgewood and other school systems had sued, saying the state's 100 poorest districts had an average of $ 2,978 per pupil a year, compared with $ 7,233 in the 100 wealthiest.</w:t>
+        <w:t>Later in the week, Obama plans to announce measures to make it easier for college graduates to pay back federal loans. Such executive action allows Obama to address economic ills and other domestic challenges in spite of Republican opposition to most of his proposals.</w:t>
         <w:br/>
-        <w:t>Such disparities have been found elsewhere. In June, New Jersey became the 12th state where courts overturned school financing systems. Nine more states have cases pending, and the 1990s may bring the battle to other spots.</w:t>
+        <w:t>While Obama has proposed prodding the economy with payroll tax cuts and increased spending on public works and aid to states, he has yet to offer a wholesale overhaul of the nation's housing programs. Economists point to the burst housing bubble as the main culprit behind the 2008 financial crisis. Meanwhile, the combination of unemployment, depressed wages and mortgages that exceed house values has continued to put a strain on the economy.</w:t>
         <w:br/>
-        <w:t>''Recent victories by plaintiffs in Montana, Texas, Kentucky and New Jersey have inspired poor school districts to attempt to seek similar decisions from their respective state courts,'' says Arthur Wise, author of a report called ''Rich Schools, Poor Schools.''</w:t>
+        <w:t>While the White House tried to avoid predicting how many homeowners would benefit from the revamped refinancing program, the Federal Housing Finance Administration estimated an additional 1 million people would qualify. Moody's Analytics say the figure could be as high as 1.6 million.</w:t>
         <w:br/>
-        <w:t>Nowhere has the fight required more vigilance than in Texas, where old ways are pitted against a skyrocketing Hispanic population that is beginning to assert itself.</w:t>
+        <w:t>Under Obama's proposal, homeowners who are still current on their mortgages would be able to refinance no matter how much their home value has dropped below what they still owe.</w:t>
         <w:br/>
-        <w:t>''It's like the death throes of a drowning man,'' says Vasquez. ''There's a lot of jerking and kicking as the old Texas fades into the sunset.''</w:t>
+        <w:t>"Now, over the past two years, we've already taken some steps to help folks refinance their mortgages," Obama said, listing a series of measures. "But we can do more."</w:t>
         <w:br/>
-        <w:t>It took eight months and three special legislative sessions to work out a $ 528 million emergency funding plan.</w:t>
+        <w:t>At the same time, Obama acknowledged his latest proposal will not do all that's not needed to get the housing market back on its feet. "Given the magnitude of the housing bubble, and the huge inventory of unsold homes in places like Nevada, it will take time to solve these challenges," he said.</w:t>
         <w:br/>
-        <w:t>Gov. Bill Clements, who vetoed two funding bills, finally OK'd the plan after a judge said he would act like Robin Hood, taking from rich schools and giving to poor.</w:t>
-        <w:br/>
-        <w:t>The plan raises the state sales tax a quarter-cent to fund poor districts without taking from well-off schools. But it fails to equalize funding.</w:t>
-        <w:br/>
-        <w:t>Rich districts get more tax money from high property values and industry. Poor districts usually have higher tax rates.</w:t>
-        <w:br/>
-        <w:t>Edgewood, a working-class area with little industry, high unemployment and home values in the $ 20,000 range, must raise its property tax rate 21% to meet its part of the plan.</w:t>
-        <w:br/>
-        <w:t>Edgewood and 12 other districts are asking the court to order the Legislature to find a better system. A ruling is due by October.</w:t>
-        <w:br/>
-        <w:t>With the new money already won, Edgewood has hiked teacher pay 8%. The rest is going for computers for fifth graders, air conditioners at Edgewood High and Stafford Elementary, science lab ventilation systems and construction at several schools.</w:t>
-        <w:br/>
-        <w:t>But there are few foreign language classes at the three high schools, and and sports facilities are inadequate.</w:t>
-        <w:br/>
-        <w:t>Teachers say shortcomings are obvious to students when they go to other schools for academic and sports contests.</w:t>
-        <w:br/>
-        <w:t>''They ask, 'Why don't we have tennis courts, why don't we have a track, why don't we have a complete football field?' '' says Margaret Arevalo, who has taught math for 17 years in the district.</w:t>
-        <w:br/>
-        <w:t>Parents first sued in 1968, claiming the Texas public school funding system was unconstitutional. The U.S. Supreme Court ruled the U.S. Constitution doesn't address equal education.</w:t>
-        <w:br/>
-        <w:t>But the Texas Constitution guarantees an ''efficient system of education,'' and in 1984, Edgewood took it to state court.</w:t>
-        <w:br/>
-        <w:t>Says Demetrio Rodriguez, 64, whose name was on the initial federal suit: ''We're pioneers in bringing out the problems of school funding. But we're not through. … Education belongs to all the citizens of Texas, not just rich ones.''</w:t>
-        <w:br/>
-        <w:t>Contributing: Anne Carey.</w:t>
-        <w:br/>
-        <w:br/>
-        <w:t>Notes</w:t>
-        <w:br/>
-        <w:br/>
-        <w:t>Accompanying story; Heat is up, violence too, as schools open doors</w:t>
+        <w:t>In spelling out the plan to homeowners in a diverse, working-class Las Vegas neighborhood, Obama chose a state that provides the starkest example of the toll the housing crisis has exacted from Americans. One in every 118 homes in the state of Nevada received a foreclosure notice in September, the highest ratio in the country, according to the foreclosure listing firm RealtyTrac.</w:t>
         <w:br/>
         <w:br/>
         <w:t>Graphic</w:t>
@@ -113,11 +81,7 @@
         <w:br/>
         <w:t xml:space="preserve"> </w:t>
         <w:br/>
-        <w:t>b/w, Marty Baumann, USA TODAY (map, Texas); PHOTO; b/w, Bill Albrecht (James Vasquez)</w:t>
-        <w:br/>
-        <w:t xml:space="preserve"> </w:t>
-        <w:br/>
-        <w:t>CUTLINE: MORE TO GO AROUND: Edgewood school Superintendent James Vasquez stands at Hoelscher Elementary School, where new funding is being used for construction.</w:t>
+        <w:t>ASSOCIATED PRESS President Barack Obama meets with the neighbors of home-owners Jose and Lissette Bonilla in Las Vegas Monday, part of his three-day trip to the West Coast.</w:t>
       </w:r>
     </w:p>
     <w:sectPr>

--- a/example_articles/race_ethnicity/Other/5.race_ethnicity_Other_Other_publisher.docx
+++ b/example_articles/race_ethnicity/Other/5.race_ethnicity_Other_Other_publisher.docx
@@ -7,7 +7,7 @@
         <w:pStyle w:val="Heading1"/>
       </w:pPr>
       <w:r>
-        <w:t>Obama nudges mortgage relief program Eligibility widened in bid to make underutilized plan more popular</w:t>
+        <w:t>Marisela Villegas Marisela Villegas</w:t>
       </w:r>
     </w:p>
     <w:p>
@@ -17,22 +17,22 @@
     </w:p>
     <w:p>
       <w:r>
-        <w:t>Date: 2011-10-25</w:t>
+        <w:t>Date: 2024-03-03</w:t>
       </w:r>
     </w:p>
     <w:p>
       <w:r>
-        <w:t>Section: NEWS; Pg. 2</w:t>
+        <w:t>Section: AD; Pg. 1</w:t>
       </w:r>
     </w:p>
     <w:p>
       <w:r>
-        <w:t>Source file: Other publishers/Files (500) (14).DOCX</w:t>
+        <w:t>Source file: Other publishers/Files (500) (1).DOCX</w:t>
       </w:r>
     </w:p>
     <w:p>
       <w:r>
-        <w:t>Raw race ethnicity result, 'race_ethnicity': Diverse (not specifically categorized)</w:t>
+        <w:t>Raw race ethnicity result, 'race_ethnicity': Hispanic or Latino (Latina) — map to Census: NA</w:t>
       </w:r>
     </w:p>
     <w:p>
@@ -49,31 +49,9 @@
     </w:p>
     <w:p>
       <w:r>
-        <w:t>LAS VEGAS — President Barack Obama offered mortgage relief on Monday to hundreds of thousands of Americans, his latest attempt to ease the economic and political fallout of a housing crisis that has bedeviled him as he seeks a second term.</w:t>
+        <w:t xml:space="preserve">Bio Party: Democrat City: Aurora Age: 31 Occupation: Recording Assistant, Kane County Recorder's Office Previous offices held: N/A Q&amp;A Q: Why are you running for this office, whether for re-election or election for the first time? Is there a particular issue that motivates you? If so, what? A: Since serving in the Recorder's Office, I have come to love both the work and the people that work within the office. </w:t>
         <w:br/>
-        <w:t>"I'm here to say that we can't wait for an increasingly dysfunctional Congress to do its job," the president declared outside a family home in Las Vegas, the epicenter of foreclosures and joblessness. "Where they won't act, I will."</w:t>
-        <w:br/>
-        <w:t>Making a case for his policies and a new effort to circumvent roadblocks put up by Republican lawmakers, Obama also laid out a theme for his re-election, saying there's "no excuse for all the games and the gridlock that we've been seeing in Washington."</w:t>
-        <w:br/>
-        <w:t>"People out here don't have a lot of time or a lot of patience for some of that nonsense that's been going on in Washington," he said.</w:t>
-        <w:br/>
-        <w:t>The new rules for federally guaranteed loans represent a recognition that measures the administration has taken so far on housing have not worked as well as expected.</w:t>
-        <w:br/>
-        <w:t>His jobs bill struggling in Congress, Obama tried a new catchphrase — "We can't wait" — to highlight his administrative initiatives and to shift blame to congressional Republicans for lack of action to boost employment and stimulate an economic recovery.</w:t>
-        <w:br/>
-        <w:t>Later in the week, Obama plans to announce measures to make it easier for college graduates to pay back federal loans. Such executive action allows Obama to address economic ills and other domestic challenges in spite of Republican opposition to most of his proposals.</w:t>
-        <w:br/>
-        <w:t>While Obama has proposed prodding the economy with payroll tax cuts and increased spending on public works and aid to states, he has yet to offer a wholesale overhaul of the nation's housing programs. Economists point to the burst housing bubble as the main culprit behind the 2008 financial crisis. Meanwhile, the combination of unemployment, depressed wages and mortgages that exceed house values has continued to put a strain on the economy.</w:t>
-        <w:br/>
-        <w:t>While the White House tried to avoid predicting how many homeowners would benefit from the revamped refinancing program, the Federal Housing Finance Administration estimated an additional 1 million people would qualify. Moody's Analytics say the figure could be as high as 1.6 million.</w:t>
-        <w:br/>
-        <w:t>Under Obama's proposal, homeowners who are still current on their mortgages would be able to refinance no matter how much their home value has dropped below what they still owe.</w:t>
-        <w:br/>
-        <w:t>"Now, over the past two years, we've already taken some steps to help folks refinance their mortgages," Obama said, listing a series of measures. "But we can do more."</w:t>
-        <w:br/>
-        <w:t>At the same time, Obama acknowledged his latest proposal will not do all that's not needed to get the housing market back on its feet. "Given the magnitude of the housing bubble, and the huge inventory of unsold homes in places like Nevada, it will take time to solve these challenges," he said.</w:t>
-        <w:br/>
-        <w:t>In spelling out the plan to homeowners in a diverse, working-class Las Vegas neighborhood, Obama chose a state that provides the starkest example of the toll the housing crisis has exacted from Americans. One in every 118 homes in the state of Nevada received a foreclosure notice in September, the highest ratio in the country, according to the foreclosure listing firm RealtyTrac.</w:t>
+        <w:t>I believe that it is crucial to have someone with experience and dedication moving forward. The fact of the matter is, Kane County is consistently trending blue and I believe the county needs a candidate that will allow the office to thrive, take care of the office's employees, and be forward-thinking in technology to streamline processes for our residents. Q: How well has the Recorder of Deeds performed, and what qualifications would you bring to the office? A: Sandy Wegman has served her county digiliently for nearly 24 years, leading to the state's top Recorder's Office in Kane County, and a faithful staff. I have been incredibly fortunately to learn from her and grow professionally within her office. However, I believe that it is time for a fresh face to keep us ahead. In several ways, I bring that fresh face to the office. If elected I would be the youngest countywide elected official at 31 years old and the first Latina to be elected countywide. Furthermore, I joined the workforce straight out of high school, gaining valuable experience in retail management with several industries before switching career paths and joining the team of the Recorder's Office. I believe my time as a working class employee, developing skills of adaptability, employee management, and overall store supervision, has prepared to me to lead the office and continue serving Kane County residents. Q: Describe your position on transparency in the office and the ease of access to records by the public. If you believe improvements are needed, what are they and how would you go about achieving them? A: Transparency is and should be a cornerstone of the Kane County Recorder's Office. The best way to produce additional transparency moving forward would be the creation of satellite offices in both Aurora and Elgin. These additional offices would allow for more geological equity, increased education on the services the county offers, and streamline access to public records by preventing long commutes to our Geneva location. These satellite offices could easily be implemented in the same manner as the Kane County Clerk's satellite office in Aurora, and should be placed next to or near the existing satellite office. Q: Please list any elected office you've ever run for and what the result of that election was. Have you ever been appointed to fill an unexpired term? A: This is my first time running for elected office of any sort. While being a lifelong Democrat, I do not believe in running for office for the sake of running. I chose to run for the first time because I believe I can ensure the high level of quality of the Kane County's Recorder Office. Q: Do you see any opportunity or value in merging this office with other county offices to produce efficiencies in overall county spending? A: The Recorder's Office should not be merged with any other office. Kane County currently has the top Recorder's Office in the state in terms of efficiency and income. Not only are we self-sufficient, the Recorder's Office currently brings in significantly more revenue than its expenses, allowing funds to be moved to the county's general fund in order to cover budget shortfalls and preventing service gaps for county residents. Q: What makes you the best candidate to represent your party to seek this position? A: Here's the bottom line: I have real experience and real ideas for the Recorder's Office. I have been incredibly fortunate to serve county residents and workside elected officials from across the county since day one. It's important to be knowledgeable about what the office can do and how the office currently functions. I have been the only Democrat to be able to consistently discuss the work of the office without floating ideas that go against state law or may jeporadize the quality of our work. No outside experience will be an appropriate substitute for in-office experience.</w:t>
         <w:br/>
         <w:br/>
         <w:t>Graphic</w:t>
@@ -81,7 +59,7 @@
         <w:br/>
         <w:t xml:space="preserve"> </w:t>
         <w:br/>
-        <w:t>ASSOCIATED PRESS President Barack Obama meets with the neighbors of home-owners Jose and Lissette Bonilla in Las Vegas Monday, part of his three-day trip to the West Coast.</w:t>
+        <w:t>Marisela Villegas , a candidate for the Kane County Recorder primary race</w:t>
       </w:r>
     </w:p>
     <w:sectPr>
